--- a/EXPORTS/DOCX/published/niveau3/Dutch/Bronbeek.docx
+++ b/EXPORTS/DOCX/published/niveau3/Dutch/Bronbeek.docx
@@ -1440,7 +1440,7 @@
             <w:rPr>
               <w:rStyle w:val="Hyperlink"/>
             </w:rPr>
-            <w:t>biografieë</w:t>
+            <w:t>biografie</w:t>
           </w:r>
         </w:hyperlink>
       </w:r>
@@ -1451,7 +1451,23 @@
           <w:i w:val="0"/>
           <w:color w:val="0000FF"/>
           <w:sz w:val="24"/>
-          <w:u w:val="single"/>
+        </w:rPr>
+        <w:hyperlink r:id="rId15" w:history="1">
+          <w:r>
+            <w:rPr>
+              <w:rStyle w:val="Hyperlink"/>
+            </w:rPr>
+            <w:t>ë</w:t>
+          </w:r>
+        </w:hyperlink>
+      </w:r>
+      <w:r>
+        <w:rPr>
+          <w:rFonts w:ascii="Charis SIL Regular" w:hAnsi="Charis SIL Regular" w:eastAsia="Charis SIL Regular"/>
+          <w:b w:val="0"/>
+          <w:i w:val="0"/>
+          <w:color w:val="0000FF"/>
+          <w:sz w:val="24"/>
         </w:rPr>
         <w:t>n</w:t>
       </w:r>
@@ -1462,6 +1478,7 @@
           <w:i w:val="0"/>
           <w:color w:val="0000FF"/>
           <w:sz w:val="24"/>
+          <w:u w:val="single"/>
         </w:rPr>
         <w:t xml:space="preserve"> </w:t>
       </w:r>
@@ -2977,7 +2994,7 @@
           <w:sz w:val="24"/>
           <w:u w:val="single"/>
         </w:rPr>
-        <w:hyperlink r:id="rId22" w:history="1">
+        <w:hyperlink r:id="rId21" w:history="1">
           <w:r>
             <w:rPr>
               <w:rStyle w:val="Hyperlink"/>
@@ -3078,7 +3095,7 @@
           <w:sz w:val="24"/>
           <w:u w:val="single"/>
         </w:rPr>
-        <w:hyperlink r:id="rId23" w:history="1">
+        <w:hyperlink r:id="rId21" w:history="1">
           <w:r>
             <w:rPr>
               <w:rStyle w:val="Hyperlink"/>

--- a/EXPORTS/DOCX/published/niveau3/Dutch/Bronbeek.docx
+++ b/EXPORTS/DOCX/published/niveau3/Dutch/Bronbeek.docx
@@ -3023,21 +3023,13 @@
       </w:r>
       <w:r>
         <w:rPr>
-          <w:u w:val="single" w:color="0000ff"/>
           <w:rFonts w:ascii="Charis SIL Regular" w:hAnsi="Charis SIL Regular" w:eastAsia="Charis SIL Regular"/>
           <w:b w:val="0"/>
           <w:i w:val="0"/>
           <w:color w:val="000000"/>
           <w:sz w:val="24"/>
         </w:rPr>
-        <w:hyperlink r:id="rId21" w:history="1">
-          <w:r>
-            <w:rPr>
-              <w:rStyle w:val="Hyperlink"/>
-            </w:rPr>
-            <w:t xml:space="preserve">, </w:t>
-          </w:r>
-        </w:hyperlink>
+        <w:t xml:space="preserve">, </w:t>
       </w:r>
       <w:r>
         <w:rPr>
@@ -3048,7 +3040,7 @@
           <w:sz w:val="24"/>
           <w:u w:val="single"/>
         </w:rPr>
-        <w:hyperlink r:id="rId21" w:history="1">
+        <w:hyperlink r:id="rId23" w:history="1">
           <w:r>
             <w:rPr>
               <w:rStyle w:val="Hyperlink"/>

--- a/EXPORTS/DOCX/published/niveau3/Dutch/Bronbeek.docx
+++ b/EXPORTS/DOCX/published/niveau3/Dutch/Bronbeek.docx
@@ -458,7 +458,6 @@
       </w:r>
       <w:r>
         <w:rPr>
-          <w:u w:val="single" w:color="0000ff"/>
           <w:rFonts w:ascii="Charis SIL Regular" w:hAnsi="Charis SIL Regular" w:eastAsia="Charis SIL Regular"/>
           <w:b w:val="0"/>
           <w:i w:val="0"/>
@@ -1406,14 +1405,7 @@
           <w:sz w:val="24"/>
           <w:u w:val="single"/>
         </w:rPr>
-        <w:hyperlink r:id="rId15" w:history="1">
-          <w:r>
-            <w:rPr>
-              <w:rStyle w:val="Hyperlink"/>
-            </w:rPr>
-            <w:t>6000</w:t>
-          </w:r>
-        </w:hyperlink>
+        <w:t>6000 biografieën</w:t>
       </w:r>
       <w:r>
         <w:rPr>
@@ -1422,63 +1414,6 @@
           <w:i w:val="0"/>
           <w:color w:val="0000FF"/>
           <w:sz w:val="24"/>
-          <w:u w:val="single"/>
-        </w:rPr>
-        <w:t xml:space="preserve"> </w:t>
-      </w:r>
-      <w:r>
-        <w:rPr>
-          <w:rFonts w:ascii="Charis SIL Regular" w:hAnsi="Charis SIL Regular" w:eastAsia="Charis SIL Regular"/>
-          <w:b w:val="0"/>
-          <w:i w:val="0"/>
-          <w:color w:val="0000FF"/>
-          <w:sz w:val="24"/>
-          <w:u w:val="single"/>
-        </w:rPr>
-        <w:hyperlink r:id="rId15" w:history="1">
-          <w:r>
-            <w:rPr>
-              <w:rStyle w:val="Hyperlink"/>
-            </w:rPr>
-            <w:t>biografie</w:t>
-          </w:r>
-        </w:hyperlink>
-      </w:r>
-      <w:r>
-        <w:rPr>
-          <w:rFonts w:ascii="Charis SIL Regular" w:hAnsi="Charis SIL Regular" w:eastAsia="Charis SIL Regular"/>
-          <w:b w:val="0"/>
-          <w:i w:val="0"/>
-          <w:color w:val="0000FF"/>
-          <w:sz w:val="24"/>
-        </w:rPr>
-        <w:hyperlink r:id="rId15" w:history="1">
-          <w:r>
-            <w:rPr>
-              <w:rStyle w:val="Hyperlink"/>
-            </w:rPr>
-            <w:t>ë</w:t>
-          </w:r>
-        </w:hyperlink>
-      </w:r>
-      <w:r>
-        <w:rPr>
-          <w:rFonts w:ascii="Charis SIL Regular" w:hAnsi="Charis SIL Regular" w:eastAsia="Charis SIL Regular"/>
-          <w:b w:val="0"/>
-          <w:i w:val="0"/>
-          <w:color w:val="0000FF"/>
-          <w:sz w:val="24"/>
-        </w:rPr>
-        <w:t>n</w:t>
-      </w:r>
-      <w:r>
-        <w:rPr>
-          <w:rFonts w:ascii="Charis SIL Regular" w:hAnsi="Charis SIL Regular" w:eastAsia="Charis SIL Regular"/>
-          <w:b w:val="0"/>
-          <w:i w:val="0"/>
-          <w:color w:val="0000FF"/>
-          <w:sz w:val="24"/>
-          <w:u w:val="single"/>
         </w:rPr>
         <w:t xml:space="preserve"> </w:t>
       </w:r>
@@ -2994,7 +2929,7 @@
           <w:sz w:val="24"/>
           <w:u w:val="single"/>
         </w:rPr>
-        <w:hyperlink r:id="rId21" w:history="1">
+        <w:hyperlink r:id="rId22" w:history="1">
           <w:r>
             <w:rPr>
               <w:rStyle w:val="Hyperlink"/>
@@ -3023,13 +2958,21 @@
       </w:r>
       <w:r>
         <w:rPr>
+          <w:u w:val="single" w:color="0000ff"/>
           <w:rFonts w:ascii="Charis SIL Regular" w:hAnsi="Charis SIL Regular" w:eastAsia="Charis SIL Regular"/>
           <w:b w:val="0"/>
           <w:i w:val="0"/>
           <w:color w:val="000000"/>
           <w:sz w:val="24"/>
         </w:rPr>
-        <w:t xml:space="preserve">, </w:t>
+        <w:hyperlink r:id="rId21" w:history="1">
+          <w:r>
+            <w:rPr>
+              <w:rStyle w:val="Hyperlink"/>
+            </w:rPr>
+            <w:t xml:space="preserve">, </w:t>
+          </w:r>
+        </w:hyperlink>
       </w:r>
       <w:r>
         <w:rPr>
@@ -3040,7 +2983,7 @@
           <w:sz w:val="24"/>
           <w:u w:val="single"/>
         </w:rPr>
-        <w:hyperlink r:id="rId23" w:history="1">
+        <w:hyperlink r:id="rId21" w:history="1">
           <w:r>
             <w:rPr>
               <w:rStyle w:val="Hyperlink"/>
